--- a/metodika/B - formální požadavky.docx
+++ b/metodika/B - formální požadavky.docx
@@ -56,13 +56,25 @@
         </w:numPr>
       </w:pPr>
       <w:r>
-        <w:t xml:space="preserve">Verze: v0.1</w:t>
-      </w:r>
-      <w:r>
-        <w:t xml:space="preserve"> </w:t>
-      </w:r>
-      <w:r>
-        <w:t xml:space="preserve">Tento dokument popisuje závazné požadavky na formální úpravu extraktů.</w:t>
+        <w:t xml:space="preserve">Aktualizováno: 2026-10-29 – sjednoceno se strukturou extraktů v repozitáři tnk136-extrakty</w:t>
+      </w:r>
+    </w:p>
+    <w:p>
+      <w:pPr>
+        <w:pStyle w:val="Compact"/>
+        <w:numPr>
+          <w:ilvl w:val="0"/>
+          <w:numId w:val="1001"/>
+        </w:numPr>
+      </w:pPr>
+      <w:r>
+        <w:t xml:space="preserve">Verze: v0.2 Tento dokument popisuje závazné požadavky na formální úpravu extraktů.</w:t>
+      </w:r>
+      <w:r>
+        <w:t xml:space="preserve"/>
+      </w:r>
+      <w:r>
+        <w:t xml:space="preserve"/>
       </w:r>
     </w:p>
     <w:bookmarkStart w:id="20" w:name="obecné-požadavky"/>
@@ -153,7 +165,7 @@
         </w:numPr>
       </w:pPr>
       <w:r>
-        <w:t xml:space="preserve">Pod čarou s názvem normy vložit napravo rok vydání normy a počet stránek originálu</w:t>
+        <w:t xml:space="preserve">Název extraktu podle druhu popisovaného dokumentu: „EXTRAKT z evropské normy / z mezinárodní normy ISO / z technické specifikace ISO (CEN) / z technické zprávy ISO (CEN)“</w:t>
       </w:r>
     </w:p>
     <w:p>
@@ -165,6 +177,30 @@
         </w:numPr>
       </w:pPr>
       <w:r>
+        <w:t xml:space="preserve">Označení normy uvádět podle vydání ISO nebo CEN, které extrakt popisuje, bez českého označení ČSN a bez třídicího znaku</w:t>
+      </w:r>
+    </w:p>
+    <w:p>
+      <w:pPr>
+        <w:pStyle w:val="Compact"/>
+        <w:numPr>
+          <w:ilvl w:val="0"/>
+          <w:numId w:val="1003"/>
+        </w:numPr>
+      </w:pPr>
+      <w:r>
+        <w:t xml:space="preserve">Pod čarou s názvem normy vložit napravo rok vydání a počet stran popisovaného vydání ISO nebo CEN (u společných norem CEN-ISO jsou údaje shodné, české vydání se neuvádí)</w:t>
+      </w:r>
+    </w:p>
+    <w:p>
+      <w:pPr>
+        <w:pStyle w:val="Compact"/>
+        <w:numPr>
+          <w:ilvl w:val="0"/>
+          <w:numId w:val="1003"/>
+        </w:numPr>
+      </w:pPr>
+      <w:r>
         <w:t xml:space="preserve">Formát:</w:t>
       </w:r>
       <w:r>
@@ -172,6 +208,24 @@
       </w:r>
       <w:r>
         <w:t xml:space="preserve">“Vydána YYYY, XX stran”</w:t>
+      </w:r>
+    </w:p>
+    <w:p>
+      <w:pPr>
+        <w:pStyle w:val="Compact"/>
+        <w:numPr>
+          <w:ilvl w:val="0"/>
+          <w:numId w:val="1003"/>
+        </w:numPr>
+      </w:pPr>
+      <w:r>
+        <w:t xml:space="preserve">Pod tento řádek uvést rok zpracování extraktu: „Extrakt zpracován YYYY“, po věcné úpravě „Extrakt zpracován YYYY, aktualizován YYYY“</w:t>
+      </w:r>
+      <w:r>
+        <w:t xml:space="preserve"/>
+      </w:r>
+      <w:r>
+        <w:t xml:space="preserve"/>
       </w:r>
     </w:p>
     <w:bookmarkEnd w:id="21"/>
@@ -281,6 +335,18 @@
         </w:numPr>
       </w:pPr>
       <w:r>
+        <w:t xml:space="preserve">Kapitolu zakončit větou „Další termíny a zkratky z oboru ITS jsou obsaženy ve slovníku ITS terminology.“</w:t>
+      </w:r>
+    </w:p>
+    <w:p>
+      <w:pPr>
+        <w:pStyle w:val="Compact"/>
+        <w:numPr>
+          <w:ilvl w:val="0"/>
+          <w:numId w:val="1005"/>
+        </w:numPr>
+      </w:pPr>
+      <w:r>
         <w:t xml:space="preserve">Formát:</w:t>
       </w:r>
     </w:p>
@@ -315,13 +381,25 @@
         </w:numPr>
       </w:pPr>
       <w:r>
-        <w:t xml:space="preserve">Uvádět počet zkratek, například větou:</w:t>
-      </w:r>
-      <w:r>
-        <w:t xml:space="preserve"> </w:t>
-      </w:r>
-      <w:r>
-        <w:t xml:space="preserve">“Tato norma uvádí XY zkratek, z nichž nejdůležitější jsou následující:”</w:t>
+        <w:t xml:space="preserve">Uvádět počet zkratek, například větou: „Kapitola obsahuje celkem XY zkratek, z nichž nejdůležitější jsou následující:“</w:t>
+      </w:r>
+      <w:r>
+        <w:t xml:space="preserve"/>
+      </w:r>
+      <w:r>
+        <w:t xml:space="preserve"/>
+      </w:r>
+    </w:p>
+    <w:p>
+      <w:pPr>
+        <w:pStyle w:val="Compact"/>
+        <w:numPr>
+          <w:ilvl w:val="0"/>
+          <w:numId w:val="1007"/>
+        </w:numPr>
+      </w:pPr>
+      <w:r>
+        <w:t xml:space="preserve">Kapitolu zakončit větou „Další termíny a zkratky z oboru ITS jsou obsaženy ve slovníku ITS terminology (www.ITSterminology.org).“ (má-li popisovaný dokument jen jednu z kapitol Termíny a Zkratky, uvede se tato věta)</w:t>
       </w:r>
     </w:p>
     <w:p>
@@ -483,7 +561,7 @@
         </w:numPr>
       </w:pPr>
       <w:r>
-        <w:t xml:space="preserve">Číslovat v pořadí výskytu v extraktu (ne podle originálu)</w:t>
+        <w:t xml:space="preserve">Číslovat v pořadí výskytu v extraktu (ne podle originálu), obrázky a tabulky každé zvlášť od 1</w:t>
       </w:r>
     </w:p>
     <w:p>
@@ -495,13 +573,43 @@
         </w:numPr>
       </w:pPr>
       <w:r>
-        <w:t xml:space="preserve">V textu uvést odkaz na původní číslování, například:</w:t>
+        <w:t xml:space="preserve">Na každý vložený prvek odkázat v textu, například: „Schéma je zobrazeno na obrázku 1.“; číslo prvku v popisovaném dokumentu uvést v závorce v popisku</w:t>
+      </w:r>
+      <w:r>
+        <w:t xml:space="preserve"/>
+      </w:r>
+      <w:r>
+        <w:t xml:space="preserve"/>
+      </w:r>
+    </w:p>
+    <w:p>
+      <w:pPr>
+        <w:pStyle w:val="Compact"/>
+        <w:numPr>
+          <w:ilvl w:val="0"/>
+          <w:numId w:val="1012"/>
+        </w:numPr>
+      </w:pPr>
+      <w:r>
+        <w:t xml:space="preserve">Dodržovat terminologický rozdíl mezi typy vložených prvků</w:t>
+      </w:r>
+    </w:p>
+    <w:p>
+      <w:pPr>
+        <w:pStyle w:val="Compact"/>
+        <w:numPr>
+          <w:ilvl w:val="0"/>
+          <w:numId w:val="1012"/>
+        </w:numPr>
+      </w:pPr>
+      <w:r>
+        <w:t xml:space="preserve">Popisek vloženého prvku v extraktu:</w:t>
       </w:r>
       <w:r>
         <w:t xml:space="preserve"> </w:t>
       </w:r>
       <w:r>
-        <w:t xml:space="preserve">“Schéma je zobrazeno na obrázku 1 (viz obr. 8 popisovaného dokumentu)”</w:t>
+        <w:t xml:space="preserve">“Obrázek 1 – Krásná práce (obr. 8 popisovaného dokumentu)”</w:t>
       </w:r>
     </w:p>
     <w:p>
@@ -513,7 +621,13 @@
         </w:numPr>
       </w:pPr>
       <w:r>
-        <w:t xml:space="preserve">Dodržovat terminologický rozdíl mezi typy vložených prvků</w:t>
+        <w:t xml:space="preserve">Popisek tabulky umístit nad tabulku, popisek obrázku pod obrázek</w:t>
+      </w:r>
+      <w:r>
+        <w:t xml:space="preserve"/>
+      </w:r>
+      <w:r>
+        <w:t xml:space="preserve"/>
       </w:r>
     </w:p>
     <w:p>
@@ -525,13 +639,13 @@
         </w:numPr>
       </w:pPr>
       <w:r>
-        <w:t xml:space="preserve">Popisek vloženého prvku v extraktu:</w:t>
-      </w:r>
-      <w:r>
-        <w:t xml:space="preserve"> </w:t>
-      </w:r>
-      <w:r>
-        <w:t xml:space="preserve">“Obrázek 1 – Krásná práce (obr. 8 popisovaného dokumentu)”</w:t>
+        <w:t xml:space="preserve">Výpis kódu (XML, ASN.1, pseudokód) označovat jako obrázek; obrázek tabulky z popisovaného dokumentu označovat jako tabulku</w:t>
+      </w:r>
+      <w:r>
+        <w:t xml:space="preserve"/>
+      </w:r>
+      <w:r>
+        <w:t xml:space="preserve"/>
       </w:r>
     </w:p>
     <w:bookmarkEnd w:id="27"/>

--- a/metodika/B - formální požadavky.docx
+++ b/metodika/B - formální požadavky.docx
@@ -561,7 +561,7 @@
         </w:numPr>
       </w:pPr>
       <w:r>
-        <w:t xml:space="preserve">Číslovat v pořadí výskytu v extraktu (ne podle originálu), obrázky a tabulky každé zvlášť od 1</w:t>
+        <w:t>Číslovat v pořadí výskytu v extraktu (ne podle originálu), obrázky, tabulky a výpisy kódu každé zvlášť od 1</w:t>
       </w:r>
     </w:p>
     <w:p>
@@ -621,13 +621,7 @@
         </w:numPr>
       </w:pPr>
       <w:r>
-        <w:t xml:space="preserve">Popisek tabulky umístit nad tabulku, popisek obrázku pod obrázek</w:t>
-      </w:r>
-      <w:r>
-        <w:t xml:space="preserve"/>
-      </w:r>
-      <w:r>
-        <w:t xml:space="preserve"/>
+        <w:t>Popisek tabulky umístit nad tabulku, popisek obrázku pod obrázek a popisek výpisu kódu pod výpis</w:t>
       </w:r>
     </w:p>
     <w:p>
@@ -639,13 +633,7 @@
         </w:numPr>
       </w:pPr>
       <w:r>
-        <w:t xml:space="preserve">Výpis kódu (XML, ASN.1, pseudokód) označovat jako obrázek; obrázek tabulky z popisovaného dokumentu označovat jako tabulku</w:t>
-      </w:r>
-      <w:r>
-        <w:t xml:space="preserve"/>
-      </w:r>
-      <w:r>
-        <w:t xml:space="preserve"/>
+        <w:t>Výpis kódu (XML, XSD, DTD, ASN.1, pseudokód) vkládat jako text, ne jako obrázek, a označovat jako výpis („Výpis 1 – …“, odkaz „ve výpisu 1“); tabulku vkládat jako tabulku, obrázek tabulky jen u složitých tabulek (sloučené buňky, grafické prvky) a označovat ho jako tabulku</w:t>
       </w:r>
     </w:p>
     <w:bookmarkEnd w:id="27"/>
@@ -840,6 +828,18 @@
       </w:r>
       <w:r>
         <w:t xml:space="preserve">“Tabulka”</w:t>
+      </w:r>
+    </w:p>
+    <w:p>
+      <w:pPr>
+        <w:pStyle w:val="Compact"/>
+        <w:numPr>
+          <w:ilvl w:val="0"/>
+          <w:numId w:val="1014"/>
+        </w:numPr>
+      </w:pPr>
+      <w:r>
+        <w:t>Vložený prvek typu výpis kódu formátovat jako styl “Source Code” (neproporcionální písmo, zachované odsazení)</w:t>
       </w:r>
     </w:p>
     <w:p>
